--- a/Projet1/Test.docx
+++ b/Projet1/Test.docx
@@ -59,10 +59,7 @@
         <w:pStyle w:val="Titre2"/>
       </w:pPr>
       <w:r>
-        <w:t>Quatrième paragraphe</w:t>
-      </w:r>
-      <w:r>
-        <w:t> :</w:t>
+        <w:t>Quatrième paragraphe :</w:t>
       </w:r>
     </w:p>
     <w:p>
@@ -76,10 +73,7 @@
         <w:pStyle w:val="Titre2"/>
       </w:pPr>
       <w:r>
-        <w:t>Cinquième</w:t>
-      </w:r>
-      <w:r>
-        <w:t xml:space="preserve"> paragraphe :</w:t>
+        <w:t>Cinquième paragraphe :</w:t>
       </w:r>
     </w:p>
     <w:p>
@@ -116,8 +110,6 @@
       </w:r>
       <w:r>
         <w:br/>
-      </w:r>
-      <w:r>
         <w:t>Mon document</w:t>
       </w:r>
     </w:p>
@@ -152,7 +144,21 @@
         <w:t>Ceci est en gras.</w:t>
       </w:r>
     </w:p>
-    <w:p/>
+    <w:p>
+      <w:pPr>
+        <w:rPr>
+          <w:i/>
+          <w:iCs/>
+        </w:rPr>
+      </w:pPr>
+      <w:r>
+        <w:rPr>
+          <w:i/>
+          <w:iCs/>
+        </w:rPr>
+        <w:t>Ceci est en italique</w:t>
+      </w:r>
+    </w:p>
     <w:p>
       <w:pPr>
         <w:rPr>
@@ -169,8 +175,9 @@
           <w:i/>
           <w:iCs/>
         </w:rPr>
-        <w:t>Ceci est en italique</w:t>
-      </w:r>
+        <w:t xml:space="preserve">Ceci est en </w:t>
+      </w:r>
+      <w:proofErr w:type="spellStart"/>
       <w:r>
         <w:rPr>
           <w:b/>
@@ -178,8 +185,27 @@
           <w:i/>
           <w:iCs/>
         </w:rPr>
-        <w:t>/Gras</w:t>
-      </w:r>
+        <w:t>italique</w:t>
+      </w:r>
+      <w:r>
+        <w:rPr>
+          <w:b/>
+          <w:bCs/>
+          <w:i/>
+          <w:iCs/>
+        </w:rPr>
+        <w:t>&amp;</w:t>
+      </w:r>
+      <w:r>
+        <w:rPr>
+          <w:b/>
+          <w:bCs/>
+          <w:i/>
+          <w:iCs/>
+        </w:rPr>
+        <w:t>Gras</w:t>
+      </w:r>
+      <w:proofErr w:type="spellEnd"/>
       <w:r>
         <w:rPr>
           <w:b/>
@@ -237,8 +263,264 @@
       <w:r>
         <w:t>3. Étape trois</w:t>
       </w:r>
-    </w:p>
-    <w:p/>
+      <w:r>
+        <w:br/>
+      </w:r>
+      <w:r>
+        <w:br/>
+      </w:r>
+      <w:r>
+        <w:rPr>
+          <w:rStyle w:val="Titre3Car"/>
+        </w:rPr>
+        <w:t>Mon tableau :</w:t>
+      </w:r>
+      <w:r>
+        <w:rPr>
+          <w:rStyle w:val="Titre3Car"/>
+        </w:rPr>
+        <w:br/>
+      </w:r>
+      <w:r>
+        <w:rPr>
+          <w:rStyle w:val="Titre3Car"/>
+        </w:rPr>
+        <w:br/>
+      </w:r>
+    </w:p>
+    <w:tbl>
+      <w:tblPr>
+        <w:tblStyle w:val="Grilledutableau"/>
+        <w:tblW w:w="0" w:type="auto"/>
+        <w:tblLook w:val="04A0" w:firstRow="1" w:lastRow="0" w:firstColumn="1" w:lastColumn="0" w:noHBand="0" w:noVBand="1"/>
+      </w:tblPr>
+      <w:tblGrid>
+        <w:gridCol w:w="1392"/>
+        <w:gridCol w:w="1392"/>
+        <w:gridCol w:w="1393"/>
+        <w:gridCol w:w="1393"/>
+      </w:tblGrid>
+      <w:tr>
+        <w:trPr>
+          <w:trHeight w:val="250"/>
+        </w:trPr>
+        <w:tc>
+          <w:tcPr>
+            <w:tcW w:w="1392" w:type="dxa"/>
+          </w:tcPr>
+          <w:p>
+            <w:r>
+              <w:t>Dembele</w:t>
+            </w:r>
+          </w:p>
+        </w:tc>
+        <w:tc>
+          <w:tcPr>
+            <w:tcW w:w="1392" w:type="dxa"/>
+          </w:tcPr>
+          <w:p>
+            <w:r>
+              <w:t>Griezman</w:t>
+            </w:r>
+          </w:p>
+        </w:tc>
+        <w:tc>
+          <w:tcPr>
+            <w:tcW w:w="1393" w:type="dxa"/>
+          </w:tcPr>
+          <w:p>
+            <w:r>
+              <w:t>Ronaldo</w:t>
+            </w:r>
+          </w:p>
+        </w:tc>
+        <w:tc>
+          <w:tcPr>
+            <w:tcW w:w="1393" w:type="dxa"/>
+          </w:tcPr>
+          <w:p>
+            <w:proofErr w:type="spellStart"/>
+            <w:r>
+              <w:t>Barcola</w:t>
+            </w:r>
+            <w:proofErr w:type="spellEnd"/>
+          </w:p>
+        </w:tc>
+      </w:tr>
+      <w:tr>
+        <w:trPr>
+          <w:trHeight w:val="250"/>
+        </w:trPr>
+        <w:tc>
+          <w:tcPr>
+            <w:tcW w:w="1392" w:type="dxa"/>
+          </w:tcPr>
+          <w:p>
+            <w:proofErr w:type="spellStart"/>
+            <w:r>
+              <w:t>Vitinha</w:t>
+            </w:r>
+            <w:proofErr w:type="spellEnd"/>
+          </w:p>
+        </w:tc>
+        <w:tc>
+          <w:tcPr>
+            <w:tcW w:w="1392" w:type="dxa"/>
+          </w:tcPr>
+          <w:p>
+            <w:proofErr w:type="spellStart"/>
+            <w:r>
+              <w:t>Veratti</w:t>
+            </w:r>
+            <w:proofErr w:type="spellEnd"/>
+          </w:p>
+        </w:tc>
+        <w:tc>
+          <w:tcPr>
+            <w:tcW w:w="1393" w:type="dxa"/>
+          </w:tcPr>
+          <w:p>
+            <w:proofErr w:type="spellStart"/>
+            <w:r>
+              <w:t>Mazadona</w:t>
+            </w:r>
+            <w:proofErr w:type="spellEnd"/>
+          </w:p>
+        </w:tc>
+        <w:tc>
+          <w:tcPr>
+            <w:tcW w:w="1393" w:type="dxa"/>
+          </w:tcPr>
+          <w:p>
+            <w:r>
+              <w:t>Zaire-</w:t>
+            </w:r>
+            <w:proofErr w:type="spellStart"/>
+            <w:r>
+              <w:t>emery</w:t>
+            </w:r>
+            <w:proofErr w:type="spellEnd"/>
+          </w:p>
+        </w:tc>
+      </w:tr>
+      <w:tr>
+        <w:trPr>
+          <w:trHeight w:val="250"/>
+        </w:trPr>
+        <w:tc>
+          <w:tcPr>
+            <w:tcW w:w="1392" w:type="dxa"/>
+          </w:tcPr>
+          <w:p>
+            <w:r>
+              <w:t>Hakimi</w:t>
+            </w:r>
+          </w:p>
+        </w:tc>
+        <w:tc>
+          <w:tcPr>
+            <w:tcW w:w="1392" w:type="dxa"/>
+          </w:tcPr>
+          <w:p>
+            <w:proofErr w:type="spellStart"/>
+            <w:r>
+              <w:t>mendes</w:t>
+            </w:r>
+            <w:proofErr w:type="spellEnd"/>
+          </w:p>
+        </w:tc>
+        <w:tc>
+          <w:tcPr>
+            <w:tcW w:w="1393" w:type="dxa"/>
+          </w:tcPr>
+          <w:p>
+            <w:proofErr w:type="spellStart"/>
+            <w:r>
+              <w:t>marquinhos</w:t>
+            </w:r>
+            <w:proofErr w:type="spellEnd"/>
+          </w:p>
+        </w:tc>
+        <w:tc>
+          <w:tcPr>
+            <w:tcW w:w="1393" w:type="dxa"/>
+          </w:tcPr>
+          <w:p>
+            <w:r>
+              <w:t>Ramos</w:t>
+            </w:r>
+          </w:p>
+        </w:tc>
+      </w:tr>
+    </w:tbl>
+    <w:p>
+      <w:r>
+        <w:br/>
+      </w:r>
+      <w:r>
+        <w:br/>
+      </w:r>
+    </w:p>
+    <w:p>
+      <w:pPr>
+        <w:pStyle w:val="Titre3"/>
+      </w:pPr>
+      <w:r>
+        <w:lastRenderedPageBreak/>
+        <w:t>Mon image :</w:t>
+      </w:r>
+      <w:r>
+        <w:br/>
+      </w:r>
+    </w:p>
+    <w:p>
+      <w:r>
+        <w:rPr>
+          <w:noProof/>
+        </w:rPr>
+        <w:drawing>
+          <wp:inline distT="0" distB="0" distL="0" distR="0" wp14:anchorId="5B0F23B3" wp14:editId="081FA4FC">
+            <wp:extent cx="5760720" cy="3242310"/>
+            <wp:effectExtent l="0" t="0" r="0" b="0"/>
+            <wp:docPr id="1701911902" name="Image 1"/>
+            <wp:cNvGraphicFramePr>
+              <a:graphicFrameLocks xmlns:a="http://schemas.openxmlformats.org/drawingml/2006/main" noChangeAspect="1"/>
+            </wp:cNvGraphicFramePr>
+            <a:graphic xmlns:a="http://schemas.openxmlformats.org/drawingml/2006/main">
+              <a:graphicData uri="http://schemas.openxmlformats.org/drawingml/2006/picture">
+                <pic:pic xmlns:pic="http://schemas.openxmlformats.org/drawingml/2006/picture">
+                  <pic:nvPicPr>
+                    <pic:cNvPr id="1701911902" name="Image 1701911902"/>
+                    <pic:cNvPicPr/>
+                  </pic:nvPicPr>
+                  <pic:blipFill>
+                    <a:blip r:embed="rId4" cstate="print">
+                      <a:extLst>
+                        <a:ext uri="{28A0092B-C50C-407E-A947-70E740481C1C}">
+                          <a14:useLocalDpi xmlns:a14="http://schemas.microsoft.com/office/drawing/2010/main" val="0"/>
+                        </a:ext>
+                      </a:extLst>
+                    </a:blip>
+                    <a:stretch>
+                      <a:fillRect/>
+                    </a:stretch>
+                  </pic:blipFill>
+                  <pic:spPr>
+                    <a:xfrm>
+                      <a:off x="0" y="0"/>
+                      <a:ext cx="5760720" cy="3242310"/>
+                    </a:xfrm>
+                    <a:prstGeom prst="rect">
+                      <a:avLst/>
+                    </a:prstGeom>
+                  </pic:spPr>
+                </pic:pic>
+              </a:graphicData>
+            </a:graphic>
+          </wp:inline>
+        </w:drawing>
+      </w:r>
+    </w:p>
     <w:sectPr>
       <w:pgSz w:w="11906" w:h="16838"/>
       <w:pgMar w:top="1417" w:right="1417" w:bottom="1417" w:left="1417" w:header="708" w:footer="708" w:gutter="0"/>
@@ -1162,6 +1444,25 @@
       <w:spacing w:val="5"/>
     </w:rPr>
   </w:style>
+  <w:style w:type="table" w:styleId="Grilledutableau">
+    <w:name w:val="Table Grid"/>
+    <w:basedOn w:val="TableauNormal"/>
+    <w:uiPriority w:val="39"/>
+    <w:rsid w:val="00B773E7"/>
+    <w:pPr>
+      <w:spacing w:after="0" w:line="240" w:lineRule="auto"/>
+    </w:pPr>
+    <w:tblPr>
+      <w:tblBorders>
+        <w:top w:val="single" w:sz="4" w:space="0" w:color="auto"/>
+        <w:left w:val="single" w:sz="4" w:space="0" w:color="auto"/>
+        <w:bottom w:val="single" w:sz="4" w:space="0" w:color="auto"/>
+        <w:right w:val="single" w:sz="4" w:space="0" w:color="auto"/>
+        <w:insideH w:val="single" w:sz="4" w:space="0" w:color="auto"/>
+        <w:insideV w:val="single" w:sz="4" w:space="0" w:color="auto"/>
+      </w:tblBorders>
+    </w:tblPr>
+  </w:style>
 </w:styles>
 </file>
 
